--- a/ru/wisdom-stories/flower-of-honesty.docx
+++ b/ru/wisdom-stories/flower-of-honesty.docx
@@ -4,204 +4,105 @@
   <w:body>
     <w:p>
       <w:pPr>
-        <w:spacing w:before="0" w:after="60"/>
-        <w:jc w:val="left"/>
+        <w:pStyle w:val="Title"/>
       </w:pPr>
       <w:r>
-        <w:rPr>
-          <w:rFonts w:ascii="Arial" w:hAnsi="Arial" w:eastAsia="Arial"/>
-          <w:i w:val="0"/>
-          <w:color w:val="000000"/>
-          <w:sz w:val="52"/>
-        </w:rPr>
         <w:t>Цветок честности</w:t>
       </w:r>
     </w:p>
     <w:p>
-      <w:pPr>
-        <w:jc w:val="left"/>
-      </w:pPr>
+      <w:pPr/>
       <w:r>
-        <w:rPr>
-          <w:rFonts w:ascii="Arial" w:hAnsi="Arial" w:eastAsia="Arial"/>
-          <w:i w:val="0"/>
-          <w:color w:val="000000"/>
-          <w:sz w:val="22"/>
-        </w:rPr>
-        <w:t>Принц готовился взойти на трон. Но, согласно правилам, сначала он должен был жениться. Чтобы выбрать подходящую кандидатуру, он вызвал к себе самых красивых девушек страны.</w:t>
+        <w:t>Принц готовился взойти на престол, но по обычаю сначала должен был жениться. Выбирая невесту, он пригласил во дворец самых красивых девушек страны.</w:t>
+      </w:r>
+    </w:p>
+    <w:p>
+      <w:pPr/>
+      <w:r>
+        <w:t>Дочь дворцовой служанки тоже любила принца и решила попытать счастья. Мать отговаривала её, но девушка стояла на своём.</w:t>
+      </w:r>
+    </w:p>
+    <w:p>
+      <w:pPr/>
+      <w:r>
+        <w:t>В назначенный день девушки собрались во дворце. Каждая надела свой лучший наряд и старалась произвести впечатление на принца.</w:t>
+      </w:r>
+    </w:p>
+    <w:p>
+      <w:pPr/>
+      <w:r>
+        <w:t>Принц дал каждой девушке семечко, велел посадить его в горшок и вернуться к нему через шесть месяцев. Он сказал, что выберет ту, у которой вырастет самый красивый цветок, и женится на ней. Девушки взяли семечко и с волнением вернулись домой.</w:t>
+      </w:r>
+    </w:p>
+    <w:p>
+      <w:pPr/>
+      <w:r>
+        <w:t>Дочь служанки тоже посадила семечко в горшок. Она заботливо поливала землю, советовалась с садовниками, но росток так и не появился. Через шесть месяцев девушка пришла во дворец с пустым горшком. У остальных цвели прекрасные цветы.</w:t>
       </w:r>
     </w:p>
     <w:p>
       <w:pPr>
-        <w:jc w:val="left"/>
+        <w:spacing w:after="80"/>
       </w:pPr>
       <w:r>
-        <w:rPr>
-          <w:rFonts w:ascii="Arial" w:hAnsi="Arial" w:eastAsia="Arial"/>
-          <w:i w:val="0"/>
-          <w:color w:val="000000"/>
-          <w:sz w:val="22"/>
-        </w:rPr>
-        <w:t>Дочь одного из слуг во дворце тоже была влюблена в принца. Она также сказала матери, что хочет пойти к принцу. Хотя мать пыталась отговорить дочь от этой идеи, девушка не изменила своего мнения и настояла на том, чтобы пойти.</w:t>
+        <w:t>Принц вошёл в зал и внимательно осмотрел каждый горшок. Затем объявил, что выбирает дочь служанки.</w:t>
       </w:r>
     </w:p>
     <w:p>
       <w:pPr>
-        <w:jc w:val="left"/>
+        <w:spacing w:after="80"/>
       </w:pPr>
       <w:r>
-        <w:rPr>
-          <w:rFonts w:ascii="Arial" w:hAnsi="Arial" w:eastAsia="Arial"/>
-          <w:i w:val="0"/>
-          <w:color w:val="000000"/>
-          <w:sz w:val="22"/>
-        </w:rPr>
-        <w:t>Настал долгожданный день. Молодые красивые девушки, собравшиеся во дворце, надели свои самые элегантные наряды, нарядились и изо всех сил старались произвести впечатление.</w:t>
+        <w:t>Все были поражены. Девушки возмутились: как можно выбрать невестой ту, у которой ничего не выросло?</w:t>
       </w:r>
     </w:p>
     <w:p>
       <w:pPr>
-        <w:jc w:val="left"/>
+        <w:spacing w:after="80"/>
       </w:pPr>
       <w:r>
-        <w:rPr>
-          <w:rFonts w:ascii="Arial" w:hAnsi="Arial" w:eastAsia="Arial"/>
-          <w:i w:val="0"/>
-          <w:color w:val="000000"/>
-          <w:sz w:val="22"/>
-        </w:rPr>
-        <w:t>Принц дал каждой девушке семечко, велел посадить его в горшок и вернуться к нему через шесть месяцев. Он сказал, что выберет ту, у которой вырастет самый красивый цветок, и женится на ней. Девушки взяли семечко и с волнением вернулись домой.</w:t>
+        <w:t>Принц объяснил:</w:t>
       </w:r>
     </w:p>
     <w:p>
       <w:pPr>
-        <w:jc w:val="left"/>
+        <w:keepNext/>
       </w:pPr>
       <w:r>
-        <w:rPr>
-          <w:rFonts w:ascii="Arial" w:hAnsi="Arial" w:eastAsia="Arial"/>
-          <w:i w:val="0"/>
-          <w:color w:val="000000"/>
-          <w:sz w:val="22"/>
-        </w:rPr>
-        <w:t>Девушка во дворце тоже посадила полученное семечко в горшок. Несмотря на ее усердный уход, в земле не прорастает ни единого ростка. Она пробует все, советуется с садовниками, но все равно ничего. Когда проходит шесть месяцев, девушка вынуждена прийти во дворец с пустым горшком. В отличие от нее, другие девушки приходят с горшками, полными прекрасных цветов.</w:t>
+        <w:t>— Она принесла мне самый ценный цветок — честность. Семена, которые я вам раздал, не могли прорасти.</w:t>
       </w:r>
     </w:p>
     <w:p>
       <w:pPr>
-        <w:jc w:val="left"/>
+        <w:keepNext/>
+        <w:keepLines/>
+        <w:spacing w:before="160"/>
       </w:pPr>
       <w:r>
         <w:rPr>
-          <w:rFonts w:ascii="Arial" w:hAnsi="Arial" w:eastAsia="Arial"/>
-          <w:i w:val="0"/>
-          <w:color w:val="000000"/>
-          <w:sz w:val="22"/>
+          <w:b/>
         </w:rPr>
-        <w:t>Наступает время отбора. Принц входит в зал, обходит девушек и осматривает горшки один за другим. Наконец, он громко объявляет, что выбрал дочь служанки.</w:t>
+        <w:t>Мораль:</w:t>
+      </w:r>
+      <w:r>
+        <w:t xml:space="preserve"> Самое ценное украшение — честность. Человек возвышается не своей внешностью, а правдивым словом и чистой совестью.</w:t>
       </w:r>
     </w:p>
     <w:p>
       <w:pPr>
-        <w:jc w:val="left"/>
+        <w:spacing w:after="80"/>
       </w:pPr>
       <w:r>
         <w:rPr>
-          <w:rFonts w:ascii="Arial" w:hAnsi="Arial" w:eastAsia="Arial"/>
-          <w:i w:val="0"/>
-          <w:color w:val="000000"/>
-          <w:sz w:val="22"/>
-        </w:rPr>
-        <w:t>Все ошеломлены. Другие девушки протестуют против этого решения: как может девушка, пришедшая с пустым горшком, быть выбранной в качестве невесты?</w:t>
-      </w:r>
-    </w:p>
-    <w:p>
-      <w:pPr>
-        <w:jc w:val="left"/>
-      </w:pPr>
-      <w:r>
-        <w:rPr>
-          <w:rFonts w:ascii="Arial" w:hAnsi="Arial" w:eastAsia="Arial"/>
-          <w:i w:val="0"/>
-          <w:color w:val="000000"/>
-          <w:sz w:val="22"/>
-        </w:rPr>
-        <w:t>Принц объясняет причину своего решения следующим образом:</w:t>
-      </w:r>
-    </w:p>
-    <w:p>
-      <w:pPr>
-        <w:jc w:val="left"/>
-      </w:pPr>
-      <w:r>
-        <w:rPr>
-          <w:rFonts w:ascii="Arial" w:hAnsi="Arial" w:eastAsia="Arial"/>
-          <w:i w:val="0"/>
-          <w:color w:val="000000"/>
-          <w:sz w:val="22"/>
-        </w:rPr>
-        <w:t>— Эта юная леди вырастила и принесла мне самый ценный цветок. Название этого цветка — цветок честности. Все семена, которые я раздал вам, были поддельными, они не могли прорасти.</w:t>
-      </w:r>
-    </w:p>
-    <w:p>
-      <w:pPr>
-        <w:pStyle w:val="Moral"/>
-        <w:keepNext/>
-        <w:keepLines/>
-        <w:widowControl/>
-        <w:spacing w:before="240" w:after="180" w:line="283" w:lineRule="auto"/>
-        <w:ind w:left="240" w:right="240"/>
-        <w:jc w:val="left"/>
-        <w:pBdr>
-          <w:top w:val="single" w:sz="8" w:space="7" w:color="E8D59A"/>
-          <w:left w:val="single" w:sz="32" w:space="11" w:color="C6A23A"/>
-          <w:bottom w:val="single" w:sz="8" w:space="7" w:color="E8D59A"/>
-          <w:right w:val="single" w:sz="8" w:space="11" w:color="E8D59A"/>
-        </w:pBdr>
-        <w:shd w:val="clear" w:color="auto" w:fill="FFF8E1"/>
-      </w:pPr>
-      <w:r>
-        <w:rPr>
-          <w:rFonts w:ascii="Arial" w:hAnsi="Arial" w:eastAsia="Arial" w:cs="Arial"/>
-          <w:b/>
-          <w:i w:val="0"/>
-          <w:color w:val="9A7417"/>
-          <w:sz w:val="22"/>
-        </w:rPr>
-        <w:t xml:space="preserve">Мораль: </w:t>
-      </w:r>
-      <w:r>
-        <w:rPr>
-          <w:rFonts w:ascii="Arial" w:hAnsi="Arial" w:eastAsia="Arial" w:cs="Arial"/>
-          <w:b w:val="0"/>
-          <w:i w:val="0"/>
-          <w:color w:val="3F3826"/>
-          <w:sz w:val="22"/>
-        </w:rPr>
-        <w:t>Самое ценное украшение — честность. Человек возвышается не своей внешностью, а правдивым словом и чистой совестью.</w:t>
-      </w:r>
-    </w:p>
-    <w:p>
-      <w:pPr>
-        <w:keepLines/>
-        <w:widowControl/>
-        <w:spacing w:before="60" w:after="0" w:line="240" w:lineRule="auto"/>
-        <w:jc w:val="right"/>
-      </w:pPr>
-      <w:r>
-        <w:rPr>
-          <w:rFonts w:ascii="Arial" w:hAnsi="Arial" w:eastAsia="Arial" w:cs="Arial"/>
-          <w:b w:val="0"/>
           <w:i/>
-          <w:color w:val="8A7950"/>
-          <w:sz w:val="17"/>
+          <w:sz w:val="18"/>
         </w:rPr>
         <w:t>«История взята из открытых источников Интернета.»</w:t>
       </w:r>
     </w:p>
     <w:sectPr>
-      <w:pgSz w:w="12240" w:h="15840"/>
-      <w:pgMar w:top="1440" w:right="1440" w:bottom="1440" w:left="1440" w:header="708" w:footer="708" w:gutter="0"/>
+      <w:pgSz w:w="11909" w:h="16834"/>
+      <w:pgMar w:top="1152" w:right="1224" w:bottom="1152" w:left="1224" w:header="720" w:footer="720" w:gutter="0"/>
       <w:cols w:space="720"/>
       <w:docGrid w:linePitch="360"/>
     </w:sectPr>
@@ -573,12 +474,14 @@
     <w:qFormat/>
     <w:rsid w:val="00FC693F"/>
     <w:pPr>
-      <w:spacing w:before="0" w:after="160" w:line="276" w:lineRule="auto"/>
+      <w:widowControl/>
+      <w:spacing w:after="120" w:line="269" w:lineRule="auto"/>
     </w:pPr>
     <w:rPr>
-      <w:rFonts w:ascii="Arial" w:hAnsi="Arial" w:eastAsia="Arial"/>
+      <w:rFonts w:ascii="Arial" w:hAnsi="Arial"/>
       <w:color w:val="000000"/>
       <w:sz w:val="22"/>
+      <w:lang w:val="ru-RU"/>
     </w:rPr>
   </w:style>
   <w:style w:type="paragraph" w:styleId="Header">
@@ -922,18 +825,20 @@
     <w:qFormat/>
     <w:rsid w:val="00FC693F"/>
     <w:pPr>
+      <w:keepNext/>
       <w:pBdr>
         <w:bottom w:val="single" w:sz="8" w:space="4" w:color="4F81BD" w:themeColor="accent1"/>
       </w:pBdr>
-      <w:spacing w:after="300" w:line="240" w:lineRule="auto"/>
+      <w:spacing w:after="280" w:line="240" w:lineRule="auto"/>
       <w:contextualSpacing/>
     </w:pPr>
     <w:rPr>
-      <w:rFonts w:asciiTheme="majorHAnsi" w:eastAsiaTheme="majorEastAsia" w:hAnsiTheme="majorHAnsi" w:cstheme="majorBidi"/>
-      <w:color w:val="17365D" w:themeColor="text2" w:themeShade="BF"/>
+      <w:rFonts w:asciiTheme="majorHAnsi" w:eastAsiaTheme="majorEastAsia" w:hAnsiTheme="majorHAnsi" w:cstheme="majorBidi" w:ascii="Arial" w:hAnsi="Arial"/>
+      <w:b/>
+      <w:color w:val="000000"/>
       <w:spacing w:val="5"/>
       <w:kern w:val="28"/>
-      <w:sz w:val="52"/>
+      <w:sz w:val="34"/>
       <w:szCs w:val="52"/>
     </w:rPr>
   </w:style>
@@ -12262,18 +12167,6 @@
         <w:shd w:val="clear" w:color="auto" w:fill="FBCAA2" w:themeFill="accent6" w:themeFillTint="7F"/>
       </w:tcPr>
     </w:tblStylePr>
-  </w:style>
-  <w:style w:type="paragraph" w:customStyle="1" w:styleId="Moral">
-    <w:name w:val="Moral"/>
-    <w:basedOn w:val="Normal"/>
-    <w:pPr>
-      <w:spacing w:before="160" w:after="0" w:line="276" w:lineRule="auto"/>
-    </w:pPr>
-    <w:rPr>
-      <w:rFonts w:ascii="Arial" w:hAnsi="Arial" w:eastAsia="Arial"/>
-      <w:i/>
-      <w:sz w:val="22"/>
-    </w:rPr>
   </w:style>
 </w:styles>
 </file>

--- a/ru/wisdom-stories/flower-of-honesty.docx
+++ b/ru/wisdom-stories/flower-of-honesty.docx
@@ -19,7 +19,7 @@
     <w:p>
       <w:pPr/>
       <w:r>
-        <w:t>Дочь дворцовой служанки тоже любила принца и решила попытать счастья. Мать отговаривала её, но девушка стояла на своём.</w:t>
+        <w:t>Дочь дворцовой служанки тоже любила принца и сказала, что хочет предстать перед принцем. Мать отговаривала её, но девушка стояла на своём.</w:t>
       </w:r>
     </w:p>
     <w:p>
@@ -37,7 +37,7 @@
     <w:p>
       <w:pPr/>
       <w:r>
-        <w:t>Дочь служанки тоже посадила семечко в горшок. Она заботливо поливала землю, советовалась с садовниками, но росток так и не появился. Через шесть месяцев девушка пришла во дворец с пустым горшком. У остальных цвели прекрасные цветы.</w:t>
+        <w:t>Дочь служанки тоже посадила семечко в горшок. Она старательно ухаживала за ним, но семечко никак не всходило. Она перепробовала все способы, советовалась с садовниками, но пользы не было. Через шесть месяцев девушка пришла во дворец с пустым горшком. У остальных цвели прекрасные цветы.</w:t>
       </w:r>
     </w:p>
     <w:p>
@@ -45,7 +45,7 @@
         <w:spacing w:after="80"/>
       </w:pPr>
       <w:r>
-        <w:t>Принц вошёл в зал и внимательно осмотрел каждый горшок. Затем объявил, что выбирает дочь служанки.</w:t>
+        <w:t>Принц вошёл в зал и внимательно осмотрел каждый горшок. Затем громко объявил, что выбирает дочь служанки.</w:t>
       </w:r>
     </w:p>
     <w:p>
@@ -69,7 +69,7 @@
         <w:keepNext/>
       </w:pPr>
       <w:r>
-        <w:t>— Она принесла мне самый ценный цветок — честность. Семена, которые я вам раздал, не могли прорасти.</w:t>
+        <w:t>— Она вырастила самый ценный цветок и принесла его мне — честность. Все семена, которые я вам раздал, были поддельными, и они не могли прорасти.</w:t>
       </w:r>
     </w:p>
     <w:p>
@@ -82,11 +82,9 @@
         <w:rPr>
           <w:b/>
         </w:rPr>
-        <w:t>Мораль:</w:t>
+        <w:t>Мораль: Самое ценное украшение — честность. Человек возвышается не своей внешностью, а правдивым словом и чистой совестью.</w:t>
       </w:r>
-      <w:r>
-        <w:t xml:space="preserve"> Самое ценное украшение — честность. Человек возвышается не своей внешностью, а правдивым словом и чистой совестью.</w:t>
-      </w:r>
+      <w:r/>
     </w:p>
     <w:p>
       <w:pPr>
@@ -97,7 +95,7 @@
           <w:i/>
           <w:sz w:val="18"/>
         </w:rPr>
-        <w:t>«История взята из открытых источников Интернета.»</w:t>
+        <w:t>Рассказы взяты из открытых интернет-источников, а иллюстрации созданы с помощью ИИ.</w:t>
       </w:r>
     </w:p>
     <w:sectPr>
